--- a/manuscript/draft_mdpi_styled.docx
+++ b/manuscript/draft_mdpi_styled.docx
@@ -24323,6 +24323,12 @@
     <w:basedOn w:val="VerbatimChar"/>
     <w:rPr/>
   </w:style>
+  <w:style w:type="character" w:styleId="VerbatimChar">
+    <w:name w:val="VerbatimChar"/>
+  </w:style>
+  <w:style w:type="table" w:styleId="Table">
+    <w:name w:val="Table"/>
+  </w:style>
 </w:styles>
 </file>
 

--- a/manuscript/draft_mdpi_styled.docx
+++ b/manuscript/draft_mdpi_styled.docx
@@ -16955,9 +16955,6 @@
       <w:r>
         <w:t xml:space="preserve">authors have read and agreed to the published version of the manuscript.</w:t>
       </w:r>
-      <w:r>
-        <w:t xml:space="preserve"> </w:t>
-      </w:r>
     </w:p>
     <w:bookmarkEnd w:id="83"/>
     <w:bookmarkStart w:id="84" w:name="funding"/>
@@ -16976,9 +16973,6 @@
       <w:r>
         <w:t xml:space="preserve">This research received no external funding.</w:t>
       </w:r>
-      <w:r>
-        <w:t xml:space="preserve"> </w:t>
-      </w:r>
     </w:p>
     <w:bookmarkEnd w:id="84"/>
     <w:bookmarkStart w:id="85" w:name="institutional-review-board-statement"/>
@@ -17138,24 +17132,6 @@
       <w:r>
         <w:t xml:space="preserve">developers of pyTMD, Cartopy, UTide, and eo-tides for open-source tooling.</w:t>
       </w:r>
-      <w:r>
-        <w:t xml:space="preserve"> </w:t>
-      </w:r>
-      <w:r>
-        <w:t xml:space="preserve">Haebom Data Inc. has carried out the nationwide Blue Carbon Monitoring service</w:t>
-      </w:r>
-      <w:r>
-        <w:t xml:space="preserve"> </w:t>
-      </w:r>
-      <w:r>
-        <w:t xml:space="preserve">commissioned by the Korea Marine Environment Management Corporation (KOEM); the</w:t>
-      </w:r>
-      <w:r>
-        <w:t xml:space="preserve"> </w:t>
-      </w:r>
-      <w:r>
-        <w:t xml:space="preserve">present study was conducted independently of that contract.</w:t>
-      </w:r>
     </w:p>
     <w:bookmarkEnd w:id="88"/>
     <w:bookmarkStart w:id="89" w:name="X071796dd6bc546c91e96cca1cf5ff96599de61f"/>
@@ -17214,7 +17190,49 @@
         <w:pStyle w:val="MDPI32textnoindent"/>
       </w:pPr>
       <w:r>
-        <w:t xml:space="preserve">The authors declare no conflicts of interest.</w:t>
+        <w:t xml:space="preserve">The authors are employees of Haebom Data Inc., a company providing coastal and</w:t>
+      </w:r>
+      <w:r>
+        <w:t xml:space="preserve"> </w:t>
+      </w:r>
+      <w:r>
+        <w:t xml:space="preserve">marine geospatial data-analytics services, including the nationwide Blue Carbon</w:t>
+      </w:r>
+      <w:r>
+        <w:t xml:space="preserve"> </w:t>
+      </w:r>
+      <w:r>
+        <w:t xml:space="preserve">Monitoring service commissioned by the Korea Marine Environment Management</w:t>
+      </w:r>
+      <w:r>
+        <w:t xml:space="preserve"> </w:t>
+      </w:r>
+      <w:r>
+        <w:t xml:space="preserve">Corporation (KOEM). This study was conceived and conducted independently of that</w:t>
+      </w:r>
+      <w:r>
+        <w:t xml:space="preserve"> </w:t>
+      </w:r>
+      <w:r>
+        <w:t xml:space="preserve">service contract; Haebom Data Inc. and KOEM had no role in the design of the</w:t>
+      </w:r>
+      <w:r>
+        <w:t xml:space="preserve"> </w:t>
+      </w:r>
+      <w:r>
+        <w:t xml:space="preserve">study; in the collection, analysis, or interpretation of data; in the writing of</w:t>
+      </w:r>
+      <w:r>
+        <w:t xml:space="preserve"> </w:t>
+      </w:r>
+      <w:r>
+        <w:t xml:space="preserve">the manuscript; or in the decision to publish the results. The authors declare no</w:t>
+      </w:r>
+      <w:r>
+        <w:t xml:space="preserve"> </w:t>
+      </w:r>
+      <w:r>
+        <w:t xml:space="preserve">other conflict of interest.</w:t>
       </w:r>
     </w:p>
     <w:bookmarkEnd w:id="90"/>

--- a/manuscript/draft_mdpi_styled.docx
+++ b/manuscript/draft_mdpi_styled.docx
@@ -16971,7 +16971,29 @@
         <w:pStyle w:val="MDPI32textnoindent"/>
       </w:pPr>
       <w:r>
-        <w:t xml:space="preserve">This research received no external funding.</w:t>
+        <w:t xml:space="preserve">This research was supported by the</w:t>
+      </w:r>
+      <w:r>
+        <w:t xml:space="preserve"> </w:t>
+      </w:r>
+      <w:r>
+        <w:rPr>
+          <w:i/>
+          <w:iCs/>
+        </w:rPr>
+        <w:t xml:space="preserve">2026 National Blue Carbon Monitoring</w:t>
+      </w:r>
+      <w:r>
+        <w:t xml:space="preserve"> </w:t>
+      </w:r>
+      <w:r>
+        <w:t xml:space="preserve">project commissioned by the Korea Marine Environment Management Corporation</w:t>
+      </w:r>
+      <w:r>
+        <w:t xml:space="preserve"> </w:t>
+      </w:r>
+      <w:r>
+        <w:t xml:space="preserve">(KOEM) (contract number R26TA01845857-00).</w:t>
       </w:r>
     </w:p>
     <w:bookmarkEnd w:id="84"/>
@@ -17190,43 +17212,37 @@
         <w:pStyle w:val="MDPI32textnoindent"/>
       </w:pPr>
       <w:r>
-        <w:t xml:space="preserve">The authors are employees of Haebom Data Inc., a company providing coastal and</w:t>
-      </w:r>
-      <w:r>
-        <w:t xml:space="preserve"> </w:t>
-      </w:r>
-      <w:r>
-        <w:t xml:space="preserve">marine geospatial data-analytics services, including the nationwide Blue Carbon</w:t>
-      </w:r>
-      <w:r>
-        <w:t xml:space="preserve"> </w:t>
-      </w:r>
-      <w:r>
-        <w:t xml:space="preserve">Monitoring service commissioned by the Korea Marine Environment Management</w:t>
-      </w:r>
-      <w:r>
-        <w:t xml:space="preserve"> </w:t>
-      </w:r>
-      <w:r>
-        <w:t xml:space="preserve">Corporation (KOEM). This study was conceived and conducted independently of that</w:t>
-      </w:r>
-      <w:r>
-        <w:t xml:space="preserve"> </w:t>
-      </w:r>
-      <w:r>
-        <w:t xml:space="preserve">service contract; Haebom Data Inc. and KOEM had no role in the design of the</w:t>
-      </w:r>
-      <w:r>
-        <w:t xml:space="preserve"> </w:t>
-      </w:r>
-      <w:r>
-        <w:t xml:space="preserve">study; in the collection, analysis, or interpretation of data; in the writing of</w:t>
-      </w:r>
-      <w:r>
-        <w:t xml:space="preserve"> </w:t>
-      </w:r>
-      <w:r>
-        <w:t xml:space="preserve">the manuscript; or in the decision to publish the results. The authors declare no</w:t>
+        <w:t xml:space="preserve">Both authors are employees of Haebom Data Inc., which carries out the 2026</w:t>
+      </w:r>
+      <w:r>
+        <w:t xml:space="preserve"> </w:t>
+      </w:r>
+      <w:r>
+        <w:t xml:space="preserve">National Blue Carbon Monitoring service commissioned by the Korea Marine</w:t>
+      </w:r>
+      <w:r>
+        <w:t xml:space="preserve"> </w:t>
+      </w:r>
+      <w:r>
+        <w:t xml:space="preserve">Environment Management Corporation (KOEM); the present study was undertaken</w:t>
+      </w:r>
+      <w:r>
+        <w:t xml:space="preserve"> </w:t>
+      </w:r>
+      <w:r>
+        <w:t xml:space="preserve">within that programme. The funder had no role in the design of the study; in the</w:t>
+      </w:r>
+      <w:r>
+        <w:t xml:space="preserve"> </w:t>
+      </w:r>
+      <w:r>
+        <w:t xml:space="preserve">collection, analyses, or interpretation of data; in the writing of the</w:t>
+      </w:r>
+      <w:r>
+        <w:t xml:space="preserve"> </w:t>
+      </w:r>
+      <w:r>
+        <w:t xml:space="preserve">manuscript; or in the decision to publish the results. The authors declare no</w:t>
       </w:r>
       <w:r>
         <w:t xml:space="preserve"> </w:t>

--- a/manuscript/draft_mdpi_styled.docx
+++ b/manuscript/draft_mdpi_styled.docx
@@ -29,7 +29,7 @@
         <w:rPr>
           <w:vertAlign w:val="superscript"/>
         </w:rPr>
-        <w:t xml:space="preserve">1</w:t>
+        <w:t xml:space="preserve">1,2</w:t>
       </w:r>
       <w:r>
         <w:t xml:space="preserve">, Mirinae Kim</w:t>
@@ -264,6 +264,21 @@
       </w:r>
       <w:r>
         <w:t xml:space="preserve">Haebom Data Inc., #904, Gasan A1 Tower, 205-27 Gasan 1-ro, Geumcheon-gu, Seoul 08503, Republic of Korea; tysong@haebomdata.com (T.S.); mirinae@haebomdata.com (M.K.)</w:t>
+      </w:r>
+      <w:r>
+        <w:br/>
+      </w:r>
+      <w:r>
+        <w:rPr>
+          <w:vertAlign w:val="superscript"/>
+        </w:rPr>
+        <w:t xml:space="preserve">2</w:t>
+      </w:r>
+      <w:r>
+        <w:t xml:space="preserve"> </w:t>
+      </w:r>
+      <w:r>
+        <w:t xml:space="preserve">Department of Ocean Sciences, Inha University, Incheon 22212, Republic of Korea</w:t>
       </w:r>
       <w:r>
         <w:br/>

--- a/manuscript/draft_mdpi_styled.docx
+++ b/manuscript/draft_mdpi_styled.docx
@@ -38,7 +38,7 @@
         <w:rPr>
           <w:vertAlign w:val="superscript"/>
         </w:rPr>
-        <w:t xml:space="preserve">1</w:t>
+        <w:t xml:space="preserve">2</w:t>
       </w:r>
     </w:p>
     <w:p>
@@ -263,22 +263,22 @@
         <w:t xml:space="preserve"> </w:t>
       </w:r>
       <w:r>
+        <w:t xml:space="preserve">Department of Ocean Sciences, Inha University, Incheon 22212, Republic of Korea</w:t>
+      </w:r>
+      <w:r>
+        <w:br/>
+      </w:r>
+      <w:r>
+        <w:rPr>
+          <w:vertAlign w:val="superscript"/>
+        </w:rPr>
+        <w:t xml:space="preserve">2</w:t>
+      </w:r>
+      <w:r>
+        <w:t xml:space="preserve"> </w:t>
+      </w:r>
+      <w:r>
         <w:t xml:space="preserve">Haebom Data Inc., #904, Gasan A1 Tower, 205-27 Gasan 1-ro, Geumcheon-gu, Seoul 08503, Republic of Korea; tysong@haebomdata.com (T.S.); mirinae@haebomdata.com (M.K.)</w:t>
-      </w:r>
-      <w:r>
-        <w:br/>
-      </w:r>
-      <w:r>
-        <w:rPr>
-          <w:vertAlign w:val="superscript"/>
-        </w:rPr>
-        <w:t xml:space="preserve">2</w:t>
-      </w:r>
-      <w:r>
-        <w:t xml:space="preserve"> </w:t>
-      </w:r>
-      <w:r>
-        <w:t xml:space="preserve">Department of Ocean Sciences, Inha University, Incheon 22212, Republic of Korea</w:t>
       </w:r>
       <w:r>
         <w:br/>

--- a/manuscript/draft_mdpi_styled.docx
+++ b/manuscript/draft_mdpi_styled.docx
@@ -17008,7 +17008,7 @@
         <w:t xml:space="preserve"> </w:t>
       </w:r>
       <w:r>
-        <w:t xml:space="preserve">(KOEM) (contract number R26TA01845857-00).</w:t>
+        <w:t xml:space="preserve">(KOEM) (No. R26TA01845857-00).</w:t>
       </w:r>
     </w:p>
     <w:bookmarkEnd w:id="84"/>

--- a/manuscript/draft_mdpi_styled.docx
+++ b/manuscript/draft_mdpi_styled.docx
@@ -17141,12 +17141,54 @@
       </w:r>
     </w:p>
     <w:bookmarkEnd w:id="87"/>
-    <w:bookmarkStart w:id="88" w:name="acknowledgments"/>
+    <w:bookmarkStart w:id="88" w:name="X071796dd6bc546c91e96cca1cf5ff96599de61f"/>
     <w:p>
       <w:pPr>
         <w:pStyle w:val="MDPI21heading1"/>
       </w:pPr>
       <w:r>
+        <w:t xml:space="preserve">Declaration of Generative AI and AI-Assisted Technologies in the Writing Process</w:t>
+      </w:r>
+    </w:p>
+    <w:p>
+      <w:pPr>
+        <w:pStyle w:val="MDPI32textnoindent"/>
+      </w:pPr>
+      <w:r>
+        <w:t xml:space="preserve">During the preparation of this manuscript, the authors used Claude (Anthropic) to</w:t>
+      </w:r>
+      <w:r>
+        <w:t xml:space="preserve"> </w:t>
+      </w:r>
+      <w:r>
+        <w:t xml:space="preserve">assist with formatting the manuscript to the journal template, condensing the</w:t>
+      </w:r>
+      <w:r>
+        <w:t xml:space="preserve"> </w:t>
+      </w:r>
+      <w:r>
+        <w:t xml:space="preserve">abstract, and language editing. After using this tool, the authors reviewed and</w:t>
+      </w:r>
+      <w:r>
+        <w:t xml:space="preserve"> </w:t>
+      </w:r>
+      <w:r>
+        <w:t xml:space="preserve">edited the content as needed and take full responsibility for the content of the</w:t>
+      </w:r>
+      <w:r>
+        <w:t xml:space="preserve"> </w:t>
+      </w:r>
+      <w:r>
+        <w:t xml:space="preserve">publication.</w:t>
+      </w:r>
+    </w:p>
+    <w:bookmarkEnd w:id="88"/>
+    <w:bookmarkStart w:id="89" w:name="acknowledgments"/>
+    <w:p>
+      <w:pPr>
+        <w:pStyle w:val="MDPI21heading1"/>
+      </w:pPr>
+      <w:r>
         <w:t xml:space="preserve">Acknowledgments</w:t>
       </w:r>
     </w:p>
@@ -17168,48 +17210,6 @@
       </w:r>
       <w:r>
         <w:t xml:space="preserve">developers of pyTMD, Cartopy, UTide, and eo-tides for open-source tooling.</w:t>
-      </w:r>
-    </w:p>
-    <w:bookmarkEnd w:id="88"/>
-    <w:bookmarkStart w:id="89" w:name="X071796dd6bc546c91e96cca1cf5ff96599de61f"/>
-    <w:p>
-      <w:pPr>
-        <w:pStyle w:val="MDPI21heading1"/>
-      </w:pPr>
-      <w:r>
-        <w:t xml:space="preserve">Declaration of Generative AI and AI-Assisted Technologies in the Writing Process</w:t>
-      </w:r>
-    </w:p>
-    <w:p>
-      <w:pPr>
-        <w:pStyle w:val="MDPI32textnoindent"/>
-      </w:pPr>
-      <w:r>
-        <w:t xml:space="preserve">During the preparation of this manuscript, the authors used Claude (Anthropic) to</w:t>
-      </w:r>
-      <w:r>
-        <w:t xml:space="preserve"> </w:t>
-      </w:r>
-      <w:r>
-        <w:t xml:space="preserve">assist with formatting the manuscript to the journal template, condensing the</w:t>
-      </w:r>
-      <w:r>
-        <w:t xml:space="preserve"> </w:t>
-      </w:r>
-      <w:r>
-        <w:t xml:space="preserve">abstract, and language editing. After using this tool, the authors reviewed and</w:t>
-      </w:r>
-      <w:r>
-        <w:t xml:space="preserve"> </w:t>
-      </w:r>
-      <w:r>
-        <w:t xml:space="preserve">edited the content as needed and take full responsibility for the content of the</w:t>
-      </w:r>
-      <w:r>
-        <w:t xml:space="preserve"> </w:t>
-      </w:r>
-      <w:r>
-        <w:t xml:space="preserve">publication.</w:t>
       </w:r>
     </w:p>
     <w:bookmarkEnd w:id="89"/>

--- a/manuscript/draft_mdpi_styled.docx
+++ b/manuscript/draft_mdpi_styled.docx
@@ -17141,13 +17141,13 @@
       </w:r>
     </w:p>
     <w:bookmarkEnd w:id="87"/>
-    <w:bookmarkStart w:id="88" w:name="X071796dd6bc546c91e96cca1cf5ff96599de61f"/>
+    <w:bookmarkStart w:id="88" w:name="use-of-artificial-intelligence"/>
     <w:p>
       <w:pPr>
         <w:pStyle w:val="MDPI21heading1"/>
       </w:pPr>
       <w:r>
-        <w:t xml:space="preserve">Declaration of Generative AI and AI-Assisted Technologies in the Writing Process</w:t>
+        <w:t xml:space="preserve">Use of Artificial Intelligence</w:t>
       </w:r>
     </w:p>
     <w:p>

--- a/manuscript/draft_mdpi_styled.docx
+++ b/manuscript/draft_mdpi_styled.docx
@@ -12207,7 +12207,7 @@
         <w:t xml:space="preserve"> </w:t>
       </w:r>
       <w:r>
-        <w:t xml:space="preserve">is preserved (and at Suncheon Bay the FES variant predicts a slightly larger positive bias of +0.32 to +0.52 m than KHOA’s +0.29 to +0.39 m, consistent with the global grid’s lack of the south-coast intra-bay phase lag); its excellent overall fit (</w:t>
+        <w:t xml:space="preserve">is preserved — the bias sign is correct at every site and the overall fit remains excellent (</w:t>
       </w:r>
       <m:oMath>
         <m:sSup>
@@ -12233,7 +12233,7 @@
         </m:r>
       </m:oMath>
       <w:r>
-        <w:t xml:space="preserve">) confirms that it is the model</w:t>
+        <w:t xml:space="preserve">) — and at Suncheon Bay the FES variant predicts a slightly larger positive bias (+0.32 to +0.52 m vs KHOA’s +0.29 to +0.39 m), consistent with the global grid’s lack of the south-coast intra-bay phase lag. The consequences for gauge-free</w:t>
       </w:r>
       <w:r>
         <w:t xml:space="preserve"> </w:t>
@@ -12243,26 +12243,13 @@
           <w:i/>
           <w:iCs/>
         </w:rPr>
-        <w:t xml:space="preserve">structure</w:t>
-      </w:r>
-      <w:r>
-        <w:t xml:space="preserve">, not the precise value of the fitted slope, that carries the</w:t>
-      </w:r>
-      <w:r>
-        <w:t xml:space="preserve"> </w:t>
-      </w:r>
-      <w:r>
-        <w:rPr>
-          <w:i/>
-          <w:iCs/>
-        </w:rPr>
         <w:t xml:space="preserve">a priori</w:t>
       </w:r>
       <w:r>
         <w:t xml:space="preserve"> </w:t>
       </w:r>
       <w:r>
-        <w:t xml:space="preserve">predictive power, supporting the a-priori applicability claimed in Section 5.3(a) for any waterline-DEM user without local tide-gauge access.</w:t>
+        <w:t xml:space="preserve">application are developed in Section 5.3(a).</w:t>
       </w:r>
     </w:p>
     <w:bookmarkEnd w:id="72"/>
@@ -15803,7 +15790,7 @@
         <w:pStyle w:val="MDPI31text"/>
       </w:pPr>
       <w:r>
-        <w:t xml:space="preserve">An important distinction must be drawn between the</w:t>
+        <w:t xml:space="preserve">The model</w:t>
       </w:r>
       <w:r>
         <w:t xml:space="preserve"> </w:t>
@@ -15819,23 +15806,7 @@
         <w:t xml:space="preserve"> </w:t>
       </w:r>
       <w:r>
-        <w:t xml:space="preserve">of the model and the</w:t>
-      </w:r>
-      <w:r>
-        <w:t xml:space="preserve"> </w:t>
-      </w:r>
-      <w:r>
-        <w:rPr>
-          <w:i/>
-          <w:iCs/>
-        </w:rPr>
-        <w:t xml:space="preserve">value</w:t>
-      </w:r>
-      <w:r>
-        <w:t xml:space="preserve"> </w:t>
-      </w:r>
-      <w:r>
-        <w:t xml:space="preserve">of its fitted coefficient. The model structure — mean bias proportional to</w:t>
+        <w:t xml:space="preserve">— mean bias proportional to</w:t>
       </w:r>
       <w:r>
         <w:t xml:space="preserve"> </w:t>
@@ -15876,7 +15847,7 @@
         <w:t xml:space="preserve"> </w:t>
       </w:r>
       <w:r>
-        <w:t xml:space="preserve">— is derived from first principles (Section 3.3) and is universal for any sun-synchronous optical sensor over any tidally dominated coast. The fitted slope</w:t>
+        <w:t xml:space="preserve">— is universal (Section 3.3); only the fitted slope</w:t>
       </w:r>
       <w:r>
         <w:t xml:space="preserve"> </w:t>
@@ -15899,7 +15870,7 @@
         <w:t xml:space="preserve"> </w:t>
       </w:r>
       <w:r>
-        <w:t xml:space="preserve">absorbs the spring–neap covariance specific to the Korean</w:t>
+        <w:t xml:space="preserve">is regional, absorbing the Korean</w:t>
       </w:r>
       <w:r>
         <w:t xml:space="preserve"> </w:t>
@@ -15939,7 +15910,39 @@
         <w:t xml:space="preserve"> </w:t>
       </w:r>
       <w:r>
-        <w:t xml:space="preserve">regime (Section 5.1) and may differ elsewhere; the physical mechanism that drives</w:t>
+        <w:t xml:space="preserve">spring–neap covariance (Section 5.1) and liable to differ elsewhere. The recommended workflow for users outside Korea is therefore to compute</w:t>
+      </w:r>
+      <w:r>
+        <w:t xml:space="preserve"> </w:t>
+      </w:r>
+      <m:oMath>
+        <m:r>
+          <m:rPr>
+            <m:sty m:val="p"/>
+          </m:rPr>
+          <m:t>⟨</m:t>
+        </m:r>
+        <m:r>
+          <m:rPr>
+            <m:sty m:val="p"/>
+          </m:rPr>
+          <m:t>cos</m:t>
+        </m:r>
+        <m:r>
+          <m:t>θ</m:t>
+        </m:r>
+        <m:r>
+          <m:rPr>
+            <m:sty m:val="p"/>
+          </m:rPr>
+          <m:t>⟩</m:t>
+        </m:r>
+      </m:oMath>
+      <w:r>
+        <w:t xml:space="preserve"> </w:t>
+      </w:r>
+      <w:r>
+        <w:t xml:space="preserve">from their own scene metadata and a global tide model (e.g., FES2022b or TPXO) and, where local gauge data are available, fit a site-specific</w:t>
       </w:r>
       <w:r>
         <w:t xml:space="preserve"> </w:t>
@@ -15948,160 +15951,26 @@
         <m:r>
           <m:t>β</m:t>
         </m:r>
-        <m:r>
-          <m:rPr>
-            <m:sty m:val="p"/>
-          </m:rPr>
-          <m:t>&gt;</m:t>
+      </m:oMath>
+      <w:r>
+        <w:t xml:space="preserve">; in their absence the first-order correction (</w:t>
+      </w:r>
+      <m:oMath>
+        <m:r>
+          <m:t>β</m:t>
+        </m:r>
+        <m:r>
+          <m:rPr>
+            <m:sty m:val="p"/>
+          </m:rPr>
+          <m:t>=</m:t>
         </m:r>
         <m:r>
           <m:t>1</m:t>
         </m:r>
       </m:oMath>
       <w:r>
-        <w:t xml:space="preserve">, however, is itself generic: wherever the spring–neap beat frequency is incommensurate with the satellite revisit cycle, a non-zero</w:t>
-      </w:r>
-      <w:r>
-        <w:t xml:space="preserve"> </w:t>
-      </w:r>
-      <m:oMath>
-        <m:r>
-          <m:rPr>
-            <m:sty m:val="p"/>
-          </m:rPr>
-          <m:t>c</m:t>
-        </m:r>
-        <m:r>
-          <m:rPr>
-            <m:sty m:val="p"/>
-          </m:rPr>
-          <m:t>o</m:t>
-        </m:r>
-        <m:r>
-          <m:rPr>
-            <m:sty m:val="p"/>
-          </m:rPr>
-          <m:t>v</m:t>
-        </m:r>
-        <m:r>
-          <m:rPr>
-            <m:sty m:val="p"/>
-          </m:rPr>
-          <m:t>(</m:t>
-        </m:r>
-        <m:r>
-          <m:t>A</m:t>
-        </m:r>
-        <m:r>
-          <m:rPr>
-            <m:sty m:val="p"/>
-          </m:rPr>
-          <m:t>,</m:t>
-        </m:r>
-        <m:r>
-          <m:rPr>
-            <m:sty m:val="p"/>
-          </m:rPr>
-          <m:t>cos</m:t>
-        </m:r>
-        <m:r>
-          <m:t>θ</m:t>
-        </m:r>
-        <m:r>
-          <m:rPr>
-            <m:sty m:val="p"/>
-          </m:rPr>
-          <m:t>)</m:t>
-        </m:r>
-      </m:oMath>
-      <w:r>
-        <w:t xml:space="preserve"> </w:t>
-      </w:r>
-      <w:r>
-        <w:t xml:space="preserve">will inflate</w:t>
-      </w:r>
-      <w:r>
-        <w:t xml:space="preserve"> </w:t>
-      </w:r>
-      <m:oMath>
-        <m:r>
-          <m:t>β</m:t>
-        </m:r>
-      </m:oMath>
-      <w:r>
-        <w:t xml:space="preserve"> </w:t>
-      </w:r>
-      <w:r>
-        <w:t xml:space="preserve">above its theoretical floor of 1. Users outside Korea need not adopt 1.78 directly; the recommended workflow is to compute</w:t>
-      </w:r>
-      <w:r>
-        <w:t xml:space="preserve"> </w:t>
-      </w:r>
-      <m:oMath>
-        <m:r>
-          <m:rPr>
-            <m:sty m:val="p"/>
-          </m:rPr>
-          <m:t>⟨</m:t>
-        </m:r>
-        <m:r>
-          <m:rPr>
-            <m:sty m:val="p"/>
-          </m:rPr>
-          <m:t>cos</m:t>
-        </m:r>
-        <m:r>
-          <m:t>θ</m:t>
-        </m:r>
-        <m:r>
-          <m:rPr>
-            <m:sty m:val="p"/>
-          </m:rPr>
-          <m:t>⟩</m:t>
-        </m:r>
-      </m:oMath>
-      <w:r>
-        <w:t xml:space="preserve"> </w:t>
-      </w:r>
-      <w:r>
-        <w:t xml:space="preserve">from their own scene metadata and a global tide model (e.g., FES2022b or TPXO), then — if local gauge data are available — fit a site-specific</w:t>
-      </w:r>
-      <w:r>
-        <w:t xml:space="preserve"> </w:t>
-      </w:r>
-      <m:oMath>
-        <m:r>
-          <m:t>β</m:t>
-        </m:r>
-      </m:oMath>
-      <w:r>
-        <w:t xml:space="preserve"> </w:t>
-      </w:r>
-      <w:r>
-        <w:t xml:space="preserve">to calibrate the correction. In the absence of gauge data, the first-order correction with</w:t>
-      </w:r>
-      <w:r>
-        <w:t xml:space="preserve"> </w:t>
-      </w:r>
-      <m:oMath>
-        <m:r>
-          <m:t>β</m:t>
-        </m:r>
-        <m:r>
-          <m:rPr>
-            <m:sty m:val="p"/>
-          </m:rPr>
-          <m:t>=</m:t>
-        </m:r>
-        <m:r>
-          <m:t>1</m:t>
-        </m:r>
-      </m:oMath>
-      <w:r>
-        <w:t xml:space="preserve"> </w:t>
-      </w:r>
-      <w:r>
-        <w:t xml:space="preserve">already captures the sign and leading-order magnitude of the bias.</w:t>
+        <w:t xml:space="preserve">) already captures the sign and leading-order magnitude of the bias.</w:t>
       </w:r>
     </w:p>
     <w:p>

--- a/manuscript/draft_mdpi_styled.docx
+++ b/manuscript/draft_mdpi_styled.docx
@@ -688,10 +688,7 @@
         <w:t xml:space="preserve">local solar times</w:t>
       </w:r>
       <w:r>
-        <w:t xml:space="preserve"> </w:t>
-      </w:r>
-      <w:r>
-        <w:t xml:space="preserve">(LST). The Landsat-8/9 and Sentinel-2 missions all descend across the equator at LST</w:t>
+        <w:t xml:space="preserve">. The Landsat-8/9 and Sentinel-2 missions all descend across the equator at a local solar time of</w:t>
       </w:r>
       <w:r>
         <w:t xml:space="preserve"> </w:t>
@@ -4390,7 +4387,7 @@
         </w:numPr>
       </w:pPr>
       <w:r>
-        <w:t xml:space="preserve">Concentration vector</w:t>
+        <w:t xml:space="preserve">Mean resultant vector</w:t>
       </w:r>
       <w:r>
         <w:t xml:space="preserve"> </w:t>
@@ -4460,7 +4457,7 @@
         </w:numPr>
       </w:pPr>
       <w:r>
-        <w:t xml:space="preserve">Concentration magnitude</w:t>
+        <w:t xml:space="preserve">Mean resultant length</w:t>
       </w:r>
       <w:r>
         <w:t xml:space="preserve"> </w:t>
@@ -4847,7 +4844,7 @@
         <w:t xml:space="preserve"> </w:t>
       </w:r>
       <w:r>
-        <w:t xml:space="preserve">the mean sea level. The bias inherited by sampling at the satellite times</w:t>
+        <w:t xml:space="preserve">the mean water level. The bias inherited by sampling at the satellite times</w:t>
       </w:r>
       <w:r>
         <w:t xml:space="preserve"> </w:t>
@@ -8936,7 +8933,21 @@
         <w:t xml:space="preserve"> </w:t>
       </w:r>
       <w:r>
-        <w:t xml:space="preserve">(Figure S2, peak at 11:00 KST at every site), the</w:t>
+        <w:t xml:space="preserve">(Figure S2, peak at 11:00 KST — i.e. </w:t>
+      </w:r>
+      <m:oMath>
+        <m:r>
+          <m:rPr>
+            <m:sty m:val="p"/>
+          </m:rPr>
+          <m:t>≈</m:t>
+        </m:r>
+      </m:oMath>
+      <w:r>
+        <w:t xml:space="preserve"> </w:t>
+      </w:r>
+      <w:r>
+        <w:t xml:space="preserve">10:30 local solar time — at every site), the</w:t>
       </w:r>
       <w:r>
         <w:t xml:space="preserve"> </w:t>
@@ -12351,7 +12362,7 @@
         </m:r>
       </m:oMath>
       <w:r>
-        <w:t xml:space="preserve">, the satellite-overpass concentration</w:t>
+        <w:t xml:space="preserve">, the mean overpass-phase cosine</w:t>
       </w:r>
       <w:r>
         <w:t xml:space="preserve"> </w:t>
@@ -12825,7 +12836,7 @@
         </m:r>
       </m:oMath>
       <w:r>
-        <w:t xml:space="preserve">, satellite-overpass concentration</w:t>
+        <w:t xml:space="preserve">, mean overpass-phase cosine</w:t>
       </w:r>
       <w:r>
         <w:t xml:space="preserve"> </w:t>
@@ -13098,7 +13109,7 @@
         <w:t xml:space="preserve"> </w:t>
       </w:r>
       <w:r>
-        <w:t xml:space="preserve">m) because the near-10:30-LST overpass falls near mid-tide (</w:t>
+        <w:t xml:space="preserve">m) because the near-10:30 local-solar-time overpass falls near mid-tide (</w:t>
       </w:r>
       <m:oMath>
         <m:r>
@@ -13472,7 +13483,7 @@
         <w:t xml:space="preserve"> </w:t>
       </w:r>
       <w:r>
-        <w:t xml:space="preserve">constituents reinforce each other), tidal amplitude is at its fortnightly maximum. The 14.77-day spring–neap cycle does not divide evenly into the 16- or 12-day sun-synchronous revisit cycles, so satellites preferentially catch certain phases of the spring–neap envelope. If those preferred phases also have</w:t>
+        <w:t xml:space="preserve">constituents reinforce each other), tidal amplitude is at its fortnightly maximum. The 14.77-day spring–neap cycle does not divide evenly into the 16- and 10-day sun-synchronous optical revisit cycles, so satellites preferentially catch certain phases of the spring–neap envelope. If those preferred phases also have</w:t>
       </w:r>
       <w:r>
         <w:t xml:space="preserve"> </w:t>
@@ -13994,7 +14005,7 @@
         <w:t xml:space="preserve">[22]</w:t>
       </w:r>
       <w:r>
-        <w:t xml:space="preserve">. The HW phase at Incheon (DT_0001) lags the Yeosu HW phase by about 4 h: Yeosu HW arrives at LST</w:t>
+        <w:t xml:space="preserve">. The HW phase at Incheon (DT_0001) lags the Yeosu HW phase by about 4 h: Yeosu HW arrives at a local solar time of</w:t>
       </w:r>
       <w:r>
         <w:t xml:space="preserve"> </w:t>
@@ -14011,7 +14022,7 @@
         <w:t xml:space="preserve"> </w:t>
       </w:r>
       <w:r>
-        <w:t xml:space="preserve">10:00 (just before our 11:00 satellite peak), Incheon HW at LST</w:t>
+        <w:t xml:space="preserve">10:00 (just before the optical overpass), Incheon HW at</w:t>
       </w:r>
       <w:r>
         <w:t xml:space="preserve"> </w:t>
@@ -14028,7 +14039,7 @@
         <w:t xml:space="preserve"> </w:t>
       </w:r>
       <w:r>
-        <w:t xml:space="preserve">14:00 (well after). Consequently, the 11:00 KST overpass catches different phases of the local tide:</w:t>
+        <w:t xml:space="preserve">14:00 (well after). Consequently, the optical overpass catches different phases of the local tide:</w:t>
       </w:r>
     </w:p>
     <w:p>
@@ -14047,7 +14058,7 @@
         <w:t xml:space="preserve">Western sites (Incheon-phased)</w:t>
       </w:r>
       <w:r>
-        <w:t xml:space="preserve">: 11:00</w:t>
+        <w:t xml:space="preserve">: the overpass falls</w:t>
       </w:r>
       <w:r>
         <w:t xml:space="preserve"> </w:t>
@@ -14187,7 +14198,7 @@
         <w:t xml:space="preserve">Southern site (Yeosu-phased)</w:t>
       </w:r>
       <w:r>
-        <w:t xml:space="preserve">: 11:00</w:t>
+        <w:t xml:space="preserve">: the overpass falls</w:t>
       </w:r>
       <w:r>
         <w:t xml:space="preserve"> </w:t>
@@ -14566,7 +14577,24 @@
         <w:t xml:space="preserve"> </w:t>
       </w:r>
       <w:r>
-        <w:t xml:space="preserve">Sentinel-1 SAR has overpasses near 06:00 and 18:00 LST, displaced from the optical 11:00 LST by approximately 5 h. Since</w:t>
+        <w:t xml:space="preserve">Sentinel-1 SAR has overpasses near 06:00 and 18:00 local solar time, displaced from the</w:t>
+      </w:r>
+      <w:r>
+        <w:t xml:space="preserve"> </w:t>
+      </w:r>
+      <m:oMath>
+        <m:r>
+          <m:rPr>
+            <m:sty m:val="p"/>
+          </m:rPr>
+          <m:t>≈</m:t>
+        </m:r>
+      </m:oMath>
+      <w:r>
+        <w:t xml:space="preserve"> </w:t>
+      </w:r>
+      <w:r>
+        <w:t xml:space="preserve">10:30 optical overpass by roughly 5 h. Since</w:t>
       </w:r>
       <w:r>
         <w:t xml:space="preserve"> </w:t>
@@ -16459,7 +16487,7 @@
         </w:numPr>
       </w:pPr>
       <w:r>
-        <w:t xml:space="preserve">Increasing optical revisit frequency cannot remove the bias: more scenes at the same overpass time only refine the histogram shape, not the systematic mean shift. Removing the bias requires sampling at substantially different overpass phases — most practically by integrating Sentinel-1 SAR observations at the 06:00 / 18:00 LST orbit.</w:t>
+        <w:t xml:space="preserve">Increasing optical revisit frequency cannot remove the bias: more scenes at the same overpass time only refine the histogram shape, not the systematic mean shift. Removing the bias requires sampling at substantially different overpass phases — most practically by integrating Sentinel-1 SAR observations at the 06:00 / 18:00 local-solar-time orbit.</w:t>
       </w:r>
     </w:p>
     <w:p>

--- a/manuscript/draft_mdpi_styled.docx
+++ b/manuscript/draft_mdpi_styled.docx
@@ -8917,7 +8917,7 @@
         <w:t xml:space="preserve"> </w:t>
       </w:r>
       <w:r>
-        <w:t xml:space="preserve">since the prior HW (Section 3.2) and aggregated as circular means per site (Figure 4). At the four western sites the mean phase clusters at 142–235° (i.e., from ebb to early flood, near LW); at Suncheon Bay it lies at 32–56° (just after HW, early ebb). Because the satellite overpass time is essentially fixed in</w:t>
+        <w:t xml:space="preserve">since the prior HW (Section 3.2) and aggregated as circular means per site (Figure 4). At the four western sites the mean phase clusters at 142–235° (i.e., from ebb to early flood, near LW); at Suncheon Bay it lies at 32–56° (just after HW, early ebb); the per-site tide-height-versus-phase scatter underlying this sign pattern is shown in Figure S5. Because the satellite overpass time is essentially fixed in</w:t>
       </w:r>
       <w:r>
         <w:t xml:space="preserve"> </w:t>

--- a/manuscript/draft_mdpi_styled.docx
+++ b/manuscript/draft_mdpi_styled.docx
@@ -9991,7 +9991,18 @@
         <w:t xml:space="preserve"> </w:t>
       </w:r>
       <w:r>
-        <w:t xml:space="preserve">0.85–0.98. The summer (JJA) slope is closest to the theoretical 1 (slope = 0.81); MAM has the highest</w:t>
+        <w:t xml:space="preserve">0.85–0.98. The summer (JJA) slope is the lowest and the only season below the leading-order value of 1 (</w:t>
+      </w:r>
+      <m:oMath>
+        <m:r>
+          <m:t>β</m:t>
+        </m:r>
+      </m:oMath>
+      <w:r>
+        <w:t xml:space="preserve"> </w:t>
+      </w:r>
+      <w:r>
+        <w:t xml:space="preserve">= 0.81), consistent with weaker spring–neap covariance in summer; MAM has the highest</w:t>
       </w:r>
       <w:r>
         <w:t xml:space="preserve"> </w:t>

--- a/manuscript/draft_mdpi_styled.docx
+++ b/manuscript/draft_mdpi_styled.docx
@@ -16870,13 +16870,19 @@
         <w:t xml:space="preserve"> </w:t>
       </w:r>
       <w:r>
-        <w:t xml:space="preserve">M.K.; visualization, T.S.; supervision, T.S.; project administration, T.S. All</w:t>
-      </w:r>
-      <w:r>
-        <w:t xml:space="preserve"> </w:t>
-      </w:r>
-      <w:r>
-        <w:t xml:space="preserve">authors have read and agreed to the published version of the manuscript.</w:t>
+        <w:t xml:space="preserve">M.K.; visualization, T.S.; supervision, T.S.; project administration, T.S.;</w:t>
+      </w:r>
+      <w:r>
+        <w:t xml:space="preserve"> </w:t>
+      </w:r>
+      <w:r>
+        <w:t xml:space="preserve">funding acquisition, M.K. All authors have read and agreed to the published</w:t>
+      </w:r>
+      <w:r>
+        <w:t xml:space="preserve"> </w:t>
+      </w:r>
+      <w:r>
+        <w:t xml:space="preserve">version of the manuscript.</w:t>
       </w:r>
     </w:p>
     <w:bookmarkEnd w:id="83"/>
